--- a/Courses/Computer-Modeling-and-IT/Computer-Modeling-and-IT-6-Class/21-Computer-Presentation-Exam-Project/21-Computer-Presentation-Exam.docx
+++ b/Courses/Computer-Modeling-and-IT/Computer-Modeling-and-IT-6-Class/21-Computer-Presentation-Exam-Project/21-Computer-Presentation-Exam.docx
@@ -64,9 +64,9 @@
           <w:noProof/>
         </w:rPr>
         <w:drawing>
-          <wp:inline distT="0" distB="0" distL="0" distR="0" wp14:anchorId="5D1D7169" wp14:editId="28F8638D">
-            <wp:extent cx="921715" cy="413387"/>
-            <wp:effectExtent l="0" t="0" r="0" b="5715"/>
+          <wp:inline distT="0" distB="0" distL="0" distR="0" wp14:anchorId="5D1D7169" wp14:editId="00E08558">
+            <wp:extent cx="939984" cy="421263"/>
+            <wp:effectExtent l="0" t="0" r="0" b="0"/>
             <wp:docPr id="5" name="Picture 4"/>
             <wp:cNvGraphicFramePr>
               <a:graphicFrameLocks xmlns:a="http://schemas.openxmlformats.org/drawingml/2006/main" noChangeAspect="1"/>
@@ -95,7 +95,7 @@
                   <pic:spPr>
                     <a:xfrm>
                       <a:off x="0" y="0"/>
-                      <a:ext cx="939984" cy="421580"/>
+                      <a:ext cx="939984" cy="421263"/>
                     </a:xfrm>
                     <a:prstGeom prst="rect">
                       <a:avLst/>
@@ -2326,7 +2326,7 @@
         <v:path o:extrusionok="f" gradientshapeok="t" o:connecttype="rect"/>
         <o:lock v:ext="edit" aspectratio="t"/>
       </v:shapetype>
-      <v:shape id="_x0000_i1080" type="#_x0000_t75" style="width:188.95pt;height:58.75pt;visibility:visible;mso-wrap-style:square" o:bullet="t">
+      <v:shape id="_x0000_i1028" type="#_x0000_t75" style="width:188.75pt;height:58.7pt;visibility:visible;mso-wrap-style:square" o:bullet="t">
         <v:imagedata r:id="rId1" o:title=""/>
       </v:shape>
     </w:pict>
